--- a/assets/downloads-editie-7/editie7_aflevering-10-universiteiten-in-ai-wereld.docx
+++ b/assets/downloads-editie-7/editie7_aflevering-10-universiteiten-in-ai-wereld.docx
@@ -75,7 +75,7 @@
         <w:pStyle w:val="BodyText"/>
       </w:pPr>
       <w:r>
-        <w:t xml:space="preserve">De Nederlandse, Duitse en Franse universiteiten staan in de heatmap van Editie 6, aflevering 11 als gewichtige kennislaag — bondgenoot in potentie, maar vandaag in praktijk dichter bij blokkadekracht dan bij motor. De redenen zijn structureel. Financiering komt voor zestig tot zeventig procent uit publieke kassen die gebonden zijn aan accreditatiekaders, ranking-systemen en research excellence framework-criteria. Een hoogleraar bouwt zijn carrière op publicaties in tijdschriften die zelf gebonden zijn aan peer review-procedures die conservatief zijn omdat zij conservatisme als kwaliteitsteken hanteren. Een faculteit verkrijgt nieuwe stoelen via competitieve subsidies van ZonMw, NWO, ERC of DFG, en deze subsidies belonen voorzichtigheid: wie iets durft te voorspellen dat in twintig dertig nog niet algemeen geaccepteerd is, krijgt geen toekenning. Dit hele systeem werkt zoals het bedoeld is — het filtert kwakzalverij en haastige conclusies. Maar het filtert ook precies wat Nova Democratia nodig heeft: snelle, gemeten, praktijkgerichte heroriëntatie naar industrieel haalbare hefbomen die nog niet door tien jaar peer review zijn gevalideerd.</w:t>
+        <w:t xml:space="preserve">De Nederlandse, Duitse en Franse universiteiten staan in de heatmap van Editie 6, aflevering 11 als gewichtige kennislaag — bondgenoot in potentie, maar vandaag in praktijk dichter bij remgewicht dan bij motor. De redenen zijn structureel. Financiering komt voor zestig tot zeventig procent uit publieke kassen die gebonden zijn aan accreditatiekaders, ranking-systemen en research excellence framework-criteria. Een hoogleraar bouwt zijn carrière op publicaties in tijdschriften die zelf gebonden zijn aan peer review-procedures die conservatief zijn omdat zij conservatisme als kwaliteitsteken hanteren. Een faculteit verkrijgt nieuwe stoelen via competitieve subsidies van ZonMw, NWO, ERC of DFG, en deze subsidies belonen voorzichtigheid: wie iets durft te voorspellen dat in twintig dertig nog niet algemeen geaccepteerd is, krijgt geen toekenning. Dit hele systeem werkt zoals het bedoeld is — het filtert kwakzalverij en haastige conclusies. Maar het filtert ook precies wat Nova Democratia nodig heeft: snelle, gemeten, praktijkgerichte heroriëntatie naar industrieel haalbare hefbomen die nog niet door tien jaar peer review zijn gevalideerd.</w:t>
       </w:r>
     </w:p>
     <w:p>
@@ -296,7 +296,7 @@
         <w:pStyle w:val="BodyText"/>
       </w:pPr>
       <w:r>
-        <w:t xml:space="preserve">Hier is dan ook het volledige beeld van de drie scharnieren samen. Aflevering 8: de bonden corrigeren onder druk van hun ledenbasis, die door de pers wordt geïnformeerd. Aflevering 9: de bevolking gaat mee in een groeiend verhaal dat via de grondwettelijke leerfunctie van de publieke omroep zichtbaar wordt gemaakt. Aflevering 10: de universiteiten kantelen omdat hun eigen overleving in het AI-tijdperk hen daartoe dwingt én omdat het nieuwe model hen meer ruimte en betekenis geeft. Drie scharnieren, drie mechanismen, één gezamenlijk effect: de bestaande blokkadekrachten van Editie 6 lossen zich op zonder dat één van hen gedwongen wordt iets op te geven, behalve een toekomst die zij zelf al niet meer kunnen verdedigen.</w:t>
+        <w:t xml:space="preserve">Hier is dan ook het volledige beeld van de drie scharnieren samen. Aflevering 8: de bonden corrigeren onder druk van hun ledenbasis, die door de pers wordt geïnformeerd. Aflevering 9: de bevolking gaat mee in een groeiend verhaal dat via de grondwettelijke leerfunctie van de publieke omroep zichtbaar wordt gemaakt. Aflevering 10: de universiteiten kantelen omdat hun eigen overleving in het AI-tijdperk hen daartoe dwingt én omdat het nieuwe model hen meer ruimte en betekenis geeft. Drie scharnieren, drie mechanismen, één gezamenlijk effect: de bestaanhet remgewichten van Editie 6 lossen zich op zonder dat één van hen gedwongen wordt iets op te geven, behalve een toekomst die zij zelf al niet meer kunnen verdedigen.</w:t>
       </w:r>
     </w:p>
     <w:p>
